--- a/backend/legal_docs/26-ai-generated-content-policy.docx
+++ b/backend/legal_docs/26-ai-generated-content-policy.docx
@@ -105,7 +105,7 @@
           <w:i/>
           <w:color w:val="7C5316"/>
         </w:rPr>
-        <w:t>Executive Director: James Reagan · Contact: legal@birthright.live</w:t>
+        <w:t>Executive Director: Amanda Reagan · Contact: legal@birthright.live</w:t>
       </w:r>
     </w:p>
     <w:p>
